--- a/Simulator_Overview.docx
+++ b/Simulator_Overview.docx
@@ -662,6 +662,9 @@
       <w:r>
         <w:t>For canonical targets it runs a full-wave solve: a plane wave illuminates the target inside a total-field/scattered-field boundary, and a near-field-to-far-field surface captures what is scattered. Spheres, plates, cylinders, dihedral corners and imported meshes are supported, bare or coated, and the headline result is the decibel reduction a coating buys against bare metal. A magnetic absorber genuinely lowers it; a purely conductive film barely does, because it still reflects — the platform shows that honestly rather than flattering the coating.</w:t>
       </w:r>
+      <w:r>
+        <w:t xml:space="preserve"> A plate's own thickness is set explicitly (2 mm by default), and the bare-metal reference is solved on the same plate, so the comparison isolates the coating.</w:t>
+      </w:r>
     </w:p>
     <w:p>
       <w:r>
